--- a/Documentation/Checklist_Release_VECTO_3.2.0.925.docx
+++ b/Documentation/Checklist_Release_VECTO_3.2.0.925.docx
@@ -4521,7 +4521,7 @@
             </w:rPr>
             <w:id w:val="-2136395782"/>
             <w14:checkbox>
-              <w14:checked w14:val="0"/>
+              <w14:checked w14:val="1"/>
               <w14:checkedState w14:val="2612" w14:font="MS Gothic"/>
               <w14:uncheckedState w14:val="2610" w14:font="MS Gothic"/>
             </w14:checkbox>
@@ -4543,7 +4543,7 @@
                   <w:rPr>
                     <w:rFonts w:ascii="MS Gothic" w:eastAsia="MS Gothic" w:hAnsi="MS Gothic" w:cs="Arial" w:hint="eastAsia"/>
                   </w:rPr>
-                  <w:t>☐</w:t>
+                  <w:t>☒</w:t>
                 </w:r>
               </w:p>
             </w:tc>
@@ -4583,7 +4583,7 @@
             </w:rPr>
             <w:id w:val="1547490254"/>
             <w14:checkbox>
-              <w14:checked w14:val="0"/>
+              <w14:checked w14:val="1"/>
               <w14:checkedState w14:val="2612" w14:font="MS Gothic"/>
               <w14:uncheckedState w14:val="2610" w14:font="MS Gothic"/>
             </w14:checkbox>
@@ -4605,7 +4605,7 @@
                   <w:rPr>
                     <w:rFonts w:ascii="MS Gothic" w:eastAsia="MS Gothic" w:hAnsi="MS Gothic" w:cs="Arial" w:hint="eastAsia"/>
                   </w:rPr>
-                  <w:t>☐</w:t>
+                  <w:t>☒</w:t>
                 </w:r>
               </w:p>
             </w:tc>
@@ -4645,7 +4645,7 @@
             </w:rPr>
             <w:id w:val="-581369001"/>
             <w14:checkbox>
-              <w14:checked w14:val="0"/>
+              <w14:checked w14:val="1"/>
               <w14:checkedState w14:val="2612" w14:font="MS Gothic"/>
               <w14:uncheckedState w14:val="2610" w14:font="MS Gothic"/>
             </w14:checkbox>
@@ -4667,7 +4667,7 @@
                   <w:rPr>
                     <w:rFonts w:ascii="MS Gothic" w:eastAsia="MS Gothic" w:hAnsi="MS Gothic" w:cs="Arial" w:hint="eastAsia"/>
                   </w:rPr>
-                  <w:t>☐</w:t>
+                  <w:t>☒</w:t>
                 </w:r>
               </w:p>
             </w:tc>
@@ -4707,7 +4707,7 @@
             </w:rPr>
             <w:id w:val="1758779093"/>
             <w14:checkbox>
-              <w14:checked w14:val="0"/>
+              <w14:checked w14:val="1"/>
               <w14:checkedState w14:val="2612" w14:font="MS Gothic"/>
               <w14:uncheckedState w14:val="2610" w14:font="MS Gothic"/>
             </w14:checkbox>
@@ -4729,7 +4729,7 @@
                   <w:rPr>
                     <w:rFonts w:ascii="MS Gothic" w:eastAsia="MS Gothic" w:hAnsi="MS Gothic" w:cs="Arial" w:hint="eastAsia"/>
                   </w:rPr>
-                  <w:t>☐</w:t>
+                  <w:t>☒</w:t>
                 </w:r>
               </w:p>
             </w:tc>
@@ -4769,7 +4769,7 @@
             </w:rPr>
             <w:id w:val="385235498"/>
             <w14:checkbox>
-              <w14:checked w14:val="0"/>
+              <w14:checked w14:val="1"/>
               <w14:checkedState w14:val="2612" w14:font="MS Gothic"/>
               <w14:uncheckedState w14:val="2610" w14:font="MS Gothic"/>
             </w14:checkbox>
@@ -4791,7 +4791,7 @@
                   <w:rPr>
                     <w:rFonts w:ascii="MS Gothic" w:eastAsia="MS Gothic" w:hAnsi="MS Gothic" w:cs="Arial" w:hint="eastAsia"/>
                   </w:rPr>
-                  <w:t>☐</w:t>
+                  <w:t>☒</w:t>
                 </w:r>
               </w:p>
             </w:tc>
@@ -4831,7 +4831,7 @@
             </w:rPr>
             <w:id w:val="-999029216"/>
             <w14:checkbox>
-              <w14:checked w14:val="0"/>
+              <w14:checked w14:val="1"/>
               <w14:checkedState w14:val="2612" w14:font="MS Gothic"/>
               <w14:uncheckedState w14:val="2610" w14:font="MS Gothic"/>
             </w14:checkbox>
@@ -4853,7 +4853,7 @@
                   <w:rPr>
                     <w:rFonts w:ascii="MS Gothic" w:eastAsia="MS Gothic" w:hAnsi="MS Gothic" w:cs="Arial" w:hint="eastAsia"/>
                   </w:rPr>
-                  <w:t>☐</w:t>
+                  <w:t>☒</w:t>
                 </w:r>
               </w:p>
             </w:tc>
@@ -4893,7 +4893,7 @@
             </w:rPr>
             <w:id w:val="-1286423710"/>
             <w14:checkbox>
-              <w14:checked w14:val="0"/>
+              <w14:checked w14:val="1"/>
               <w14:checkedState w14:val="2612" w14:font="MS Gothic"/>
               <w14:uncheckedState w14:val="2610" w14:font="MS Gothic"/>
             </w14:checkbox>
@@ -4915,7 +4915,7 @@
                   <w:rPr>
                     <w:rFonts w:ascii="MS Gothic" w:eastAsia="MS Gothic" w:hAnsi="MS Gothic" w:cs="Arial" w:hint="eastAsia"/>
                   </w:rPr>
-                  <w:t>☐</w:t>
+                  <w:t>☒</w:t>
                 </w:r>
               </w:p>
             </w:tc>
@@ -5156,7 +5156,7 @@
             </w:rPr>
             <w:id w:val="-867984556"/>
             <w14:checkbox>
-              <w14:checked w14:val="0"/>
+              <w14:checked w14:val="1"/>
               <w14:checkedState w14:val="2612" w14:font="MS Gothic"/>
               <w14:uncheckedState w14:val="2610" w14:font="MS Gothic"/>
             </w14:checkbox>
@@ -5178,7 +5178,7 @@
                   <w:rPr>
                     <w:rFonts w:ascii="MS Gothic" w:eastAsia="MS Gothic" w:hAnsi="MS Gothic" w:cs="Arial" w:hint="eastAsia"/>
                   </w:rPr>
-                  <w:t>☐</w:t>
+                  <w:t>☒</w:t>
                 </w:r>
               </w:p>
             </w:tc>
@@ -5215,7 +5215,7 @@
             </w:rPr>
             <w:id w:val="1169446134"/>
             <w14:checkbox>
-              <w14:checked w14:val="0"/>
+              <w14:checked w14:val="1"/>
               <w14:checkedState w14:val="2612" w14:font="MS Gothic"/>
               <w14:uncheckedState w14:val="2610" w14:font="MS Gothic"/>
             </w14:checkbox>
@@ -5237,7 +5237,7 @@
                   <w:rPr>
                     <w:rFonts w:ascii="MS Gothic" w:eastAsia="MS Gothic" w:hAnsi="MS Gothic" w:cs="Arial" w:hint="eastAsia"/>
                   </w:rPr>
-                  <w:t>☐</w:t>
+                  <w:t>☒</w:t>
                 </w:r>
               </w:p>
             </w:tc>
@@ -5334,35 +5334,7 @@
           <w:noProof/>
           <w:sz w:val="24"/>
         </w:rPr>
-        <w:t> </w:t>
-      </w:r>
-      <w:r>
-        <w:rPr>
-          <w:noProof/>
-          <w:sz w:val="24"/>
-        </w:rPr>
-        <w:t> </w:t>
-      </w:r>
-      <w:r>
-        <w:rPr>
-          <w:noProof/>
-          <w:sz w:val="24"/>
-        </w:rPr>
-        <w:t> </w:t>
-      </w:r>
-      <w:r>
-        <w:rPr>
-          <w:noProof/>
-          <w:sz w:val="24"/>
-        </w:rPr>
-        <w:t> </w:t>
-      </w:r>
-      <w:r>
-        <w:rPr>
-          <w:noProof/>
-          <w:sz w:val="24"/>
-        </w:rPr>
-        <w:t> </w:t>
+        <w:t>14.7.2017</w:t>
       </w:r>
       <w:r>
         <w:rPr>
@@ -5429,35 +5401,7 @@
           <w:noProof/>
           <w:sz w:val="24"/>
         </w:rPr>
-        <w:t> </w:t>
-      </w:r>
-      <w:r>
-        <w:rPr>
-          <w:noProof/>
-          <w:sz w:val="24"/>
-        </w:rPr>
-        <w:t> </w:t>
-      </w:r>
-      <w:r>
-        <w:rPr>
-          <w:noProof/>
-          <w:sz w:val="24"/>
-        </w:rPr>
-        <w:t> </w:t>
-      </w:r>
-      <w:r>
-        <w:rPr>
-          <w:noProof/>
-          <w:sz w:val="24"/>
-        </w:rPr>
-        <w:t> </w:t>
-      </w:r>
-      <w:r>
-        <w:rPr>
-          <w:noProof/>
-          <w:sz w:val="24"/>
-        </w:rPr>
-        <w:t> </w:t>
+        <w:t>MQ</w:t>
       </w:r>
       <w:r>
         <w:rPr>
@@ -6725,7 +6669,7 @@
 </file>
 
 <file path=customXml/itemProps1.xml><?xml version="1.0" encoding="utf-8"?>
-<ds:datastoreItem xmlns:ds="http://schemas.openxmlformats.org/officeDocument/2006/customXml" ds:itemID="{F62DF70D-C486-4668-9F59-007F4C430F83}">
+<ds:datastoreItem xmlns:ds="http://schemas.openxmlformats.org/officeDocument/2006/customXml" ds:itemID="{0B2FA7F5-EE04-4FCD-9663-40A753B310E7}">
   <ds:schemaRefs>
     <ds:schemaRef ds:uri="http://schemas.openxmlformats.org/officeDocument/2006/bibliography"/>
   </ds:schemaRefs>

--- a/Documentation/Checklist_Release_VECTO_3.2.0.925.docx
+++ b/Documentation/Checklist_Release_VECTO_3.2.0.925.docx
@@ -2919,7 +2919,7 @@
                 <w:rFonts w:ascii="Arial" w:hAnsi="Arial" w:cs="Arial"/>
                 <w:noProof/>
               </w:rPr>
-              <w:t>20.885</w:t>
+              <w:t>20.7688</w:t>
             </w:r>
             <w:r>
               <w:rPr>
@@ -3109,7 +3109,7 @@
                 <w:rFonts w:ascii="Arial" w:hAnsi="Arial" w:cs="Arial"/>
                 <w:noProof/>
               </w:rPr>
-              <w:t>36.3718</w:t>
+              <w:t>36.9063</w:t>
             </w:r>
             <w:r>
               <w:rPr>
@@ -4125,7 +4125,16 @@
                 <w:rFonts w:ascii="Arial" w:hAnsi="Arial" w:cs="Arial"/>
                 <w:noProof/>
               </w:rPr>
-              <w:t>3420.5478</w:t>
+              <w:t>342</w:t>
+            </w:r>
+            <w:bookmarkStart w:id="10" w:name="_GoBack"/>
+            <w:bookmarkEnd w:id="10"/>
+            <w:r>
+              <w:rPr>
+                <w:rFonts w:ascii="Arial" w:hAnsi="Arial" w:cs="Arial"/>
+                <w:noProof/>
+              </w:rPr>
+              <w:t>0.5478</w:t>
             </w:r>
             <w:r>
               <w:rPr>
@@ -4304,7 +4313,7 @@
                 <w:b/>
               </w:rPr>
             </w:pPr>
-            <w:bookmarkStart w:id="10" w:name="_Hlk472520743"/>
+            <w:bookmarkStart w:id="11" w:name="_Hlk472520743"/>
             <w:r>
               <w:rPr>
                 <w:rFonts w:ascii="Arial" w:hAnsi="Arial" w:cs="Arial"/>
@@ -4442,7 +4451,7 @@
           </w:sdtContent>
         </w:sdt>
       </w:tr>
-      <w:bookmarkEnd w:id="10"/>
+      <w:bookmarkEnd w:id="11"/>
       <w:tr>
         <w:tc>
           <w:tcPr>
@@ -5311,7 +5320,7 @@
           </w:ffData>
         </w:fldChar>
       </w:r>
-      <w:bookmarkStart w:id="11" w:name="Text4"/>
+      <w:bookmarkStart w:id="12" w:name="Text4"/>
       <w:r>
         <w:rPr>
           <w:sz w:val="24"/>
@@ -5342,7 +5351,7 @@
         </w:rPr>
         <w:fldChar w:fldCharType="end"/>
       </w:r>
-      <w:bookmarkEnd w:id="11"/>
+      <w:bookmarkEnd w:id="12"/>
     </w:p>
     <w:p>
       <w:pPr>
@@ -5378,7 +5387,7 @@
           </w:ffData>
         </w:fldChar>
       </w:r>
-      <w:bookmarkStart w:id="12" w:name="Text5"/>
+      <w:bookmarkStart w:id="13" w:name="Text5"/>
       <w:r>
         <w:rPr>
           <w:sz w:val="24"/>
@@ -5409,7 +5418,7 @@
         </w:rPr>
         <w:fldChar w:fldCharType="end"/>
       </w:r>
-      <w:bookmarkEnd w:id="12"/>
+      <w:bookmarkEnd w:id="13"/>
     </w:p>
     <w:sectPr>
       <w:pgSz w:w="12240" w:h="15840"/>
@@ -6669,7 +6678,7 @@
 </file>
 
 <file path=customXml/itemProps1.xml><?xml version="1.0" encoding="utf-8"?>
-<ds:datastoreItem xmlns:ds="http://schemas.openxmlformats.org/officeDocument/2006/customXml" ds:itemID="{0B2FA7F5-EE04-4FCD-9663-40A753B310E7}">
+<ds:datastoreItem xmlns:ds="http://schemas.openxmlformats.org/officeDocument/2006/customXml" ds:itemID="{53162CA9-EA09-4BF7-BD57-DDF367AC1BF4}">
   <ds:schemaRefs>
     <ds:schemaRef ds:uri="http://schemas.openxmlformats.org/officeDocument/2006/bibliography"/>
   </ds:schemaRefs>
